--- a/lab1/docs/Отчет.docx
+++ b/lab1/docs/Отчет.docx
@@ -81,7 +81,6 @@
         <w:jc w:val="center"/>
         <w:rPr>
           <w:rFonts w:ascii="Times New Roman" w:hAnsi="Times New Roman" w:cs="Times New Roman"/>
-          <w:lang w:val="en-US"/>
         </w:rPr>
       </w:pPr>
       <w:r>
@@ -102,13 +101,7 @@
         <w:rPr>
           <w:rFonts w:ascii="Times New Roman" w:hAnsi="Times New Roman" w:cs="Times New Roman"/>
         </w:rPr>
-        <w:t xml:space="preserve">Вариант № </w:t>
-      </w:r>
-      <w:r>
-        <w:rPr>
-          <w:rFonts w:ascii="Times New Roman" w:hAnsi="Times New Roman" w:cs="Times New Roman"/>
-        </w:rPr>
-        <w:t>1447</w:t>
+        <w:t>Вариант № 1447</w:t>
       </w:r>
     </w:p>
     <w:p>
@@ -132,7 +125,6 @@
         <w:jc w:val="right"/>
         <w:rPr>
           <w:rFonts w:ascii="Times New Roman" w:hAnsi="Times New Roman" w:cs="Times New Roman"/>
-          <w:lang w:val="en-US"/>
         </w:rPr>
       </w:pPr>
       <w:r>
@@ -144,7 +136,6 @@
       <w:r>
         <w:rPr>
           <w:rFonts w:ascii="Times New Roman" w:hAnsi="Times New Roman" w:cs="Times New Roman"/>
-          <w:lang w:val="en-US"/>
         </w:rPr>
         <w:t>:</w:t>
       </w:r>
@@ -190,7 +181,6 @@
         <w:jc w:val="right"/>
         <w:rPr>
           <w:rFonts w:ascii="Times New Roman" w:hAnsi="Times New Roman" w:cs="Times New Roman"/>
-          <w:lang w:val="en-US"/>
         </w:rPr>
       </w:pPr>
       <w:r>
@@ -202,7 +192,6 @@
       <w:r>
         <w:rPr>
           <w:rFonts w:ascii="Times New Roman" w:hAnsi="Times New Roman" w:cs="Times New Roman"/>
-          <w:lang w:val="en-US"/>
         </w:rPr>
         <w:t>:</w:t>
       </w:r>
@@ -312,7 +301,6 @@
         <w:jc w:val="center"/>
         <w:rPr>
           <w:rFonts w:ascii="Times New Roman" w:hAnsi="Times New Roman" w:cs="Times New Roman"/>
-          <w:lang w:val="en-US"/>
         </w:rPr>
       </w:pPr>
     </w:p>
@@ -370,6 +358,7 @@
       <w:r>
         <w:rPr>
           <w:rFonts w:ascii="Times New Roman" w:hAnsi="Times New Roman" w:cs="Times New Roman"/>
+          <w:noProof/>
         </w:rPr>
         <w:drawing>
           <wp:inline distT="0" distB="0" distL="0" distR="0" wp14:anchorId="770688AB" wp14:editId="44B540D6">
@@ -387,7 +376,7 @@
                     <pic:cNvPicPr/>
                   </pic:nvPicPr>
                   <pic:blipFill>
-                    <a:blip r:embed="rId4"/>
+                    <a:blip r:embed="rId5"/>
                     <a:stretch>
                       <a:fillRect/>
                     </a:stretch>
@@ -412,6 +401,562 @@
       <w:pPr>
         <w:rPr>
           <w:rFonts w:ascii="Times New Roman" w:hAnsi="Times New Roman" w:cs="Times New Roman"/>
+          <w:lang w:val="en-US"/>
+        </w:rPr>
+      </w:pPr>
+    </w:p>
+    <w:p>
+      <w:pPr>
+        <w:jc w:val="center"/>
+        <w:rPr>
+          <w:rFonts w:ascii="Times New Roman" w:hAnsi="Times New Roman" w:cs="Times New Roman"/>
+        </w:rPr>
+      </w:pPr>
+      <w:r>
+        <w:rPr>
+          <w:rFonts w:ascii="Times New Roman" w:hAnsi="Times New Roman" w:cs="Times New Roman"/>
+        </w:rPr>
+        <w:t>Ход работы</w:t>
+      </w:r>
+    </w:p>
+    <w:p>
+      <w:pPr>
+        <w:jc w:val="center"/>
+        <w:rPr>
+          <w:rFonts w:ascii="Times New Roman" w:hAnsi="Times New Roman" w:cs="Times New Roman"/>
+        </w:rPr>
+      </w:pPr>
+    </w:p>
+    <w:p>
+      <w:pPr>
+        <w:pStyle w:val="a7"/>
+        <w:numPr>
+          <w:ilvl w:val="0"/>
+          <w:numId w:val="2"/>
+        </w:numPr>
+        <w:rPr>
+          <w:rFonts w:ascii="Times New Roman" w:hAnsi="Times New Roman" w:cs="Times New Roman"/>
+        </w:rPr>
+      </w:pPr>
+      <w:r>
+        <w:rPr>
+          <w:rFonts w:ascii="Times New Roman" w:hAnsi="Times New Roman" w:cs="Times New Roman"/>
+        </w:rPr>
+        <w:t>Инициализировал переменны</w:t>
+      </w:r>
+      <w:r>
+        <w:rPr>
+          <w:rFonts w:ascii="Times New Roman" w:hAnsi="Times New Roman" w:cs="Times New Roman"/>
+        </w:rPr>
+        <w:t>е</w:t>
+      </w:r>
+      <w:r>
+        <w:rPr>
+          <w:rFonts w:ascii="Times New Roman" w:hAnsi="Times New Roman" w:cs="Times New Roman"/>
+        </w:rPr>
+        <w:t xml:space="preserve"> </w:t>
+      </w:r>
+      <w:r>
+        <w:rPr>
+          <w:rFonts w:ascii="Times New Roman" w:hAnsi="Times New Roman" w:cs="Times New Roman"/>
+          <w:lang w:val="en-US"/>
+        </w:rPr>
+        <w:t>n</w:t>
+      </w:r>
+      <w:r>
+        <w:rPr>
+          <w:rFonts w:ascii="Times New Roman" w:hAnsi="Times New Roman" w:cs="Times New Roman"/>
+        </w:rPr>
+        <w:t xml:space="preserve"> = 12</w:t>
+      </w:r>
+      <w:r>
+        <w:rPr>
+          <w:rFonts w:ascii="Times New Roman" w:hAnsi="Times New Roman" w:cs="Times New Roman"/>
+        </w:rPr>
+        <w:t xml:space="preserve">, </w:t>
+      </w:r>
+      <w:r>
+        <w:rPr>
+          <w:rFonts w:ascii="Times New Roman" w:hAnsi="Times New Roman" w:cs="Times New Roman"/>
+          <w:lang w:val="en-US"/>
+        </w:rPr>
+        <w:t>m</w:t>
+      </w:r>
+      <w:r>
+        <w:rPr>
+          <w:rFonts w:ascii="Times New Roman" w:hAnsi="Times New Roman" w:cs="Times New Roman"/>
+        </w:rPr>
+        <w:t xml:space="preserve"> = 15</w:t>
+      </w:r>
+      <w:r>
+        <w:rPr>
+          <w:rFonts w:ascii="Times New Roman" w:hAnsi="Times New Roman" w:cs="Times New Roman"/>
+        </w:rPr>
+        <w:t xml:space="preserve"> </w:t>
+      </w:r>
+    </w:p>
+    <w:p>
+      <w:pPr>
+        <w:pStyle w:val="a7"/>
+        <w:numPr>
+          <w:ilvl w:val="0"/>
+          <w:numId w:val="2"/>
+        </w:numPr>
+        <w:rPr>
+          <w:rFonts w:ascii="Times New Roman" w:hAnsi="Times New Roman" w:cs="Times New Roman"/>
+        </w:rPr>
+      </w:pPr>
+      <w:r>
+        <w:rPr>
+          <w:rFonts w:ascii="Times New Roman" w:hAnsi="Times New Roman" w:cs="Times New Roman"/>
+        </w:rPr>
+        <w:t>Создал</w:t>
+      </w:r>
+      <w:r>
+        <w:rPr>
+          <w:rFonts w:ascii="Times New Roman" w:hAnsi="Times New Roman" w:cs="Times New Roman"/>
+        </w:rPr>
+        <w:t xml:space="preserve"> одномерный массив </w:t>
+      </w:r>
+      <w:r>
+        <w:rPr>
+          <w:rFonts w:ascii="Times New Roman" w:hAnsi="Times New Roman" w:cs="Times New Roman"/>
+          <w:lang w:val="en-US"/>
+        </w:rPr>
+        <w:t>e</w:t>
+      </w:r>
+      <w:r>
+        <w:rPr>
+          <w:rFonts w:ascii="Times New Roman" w:hAnsi="Times New Roman" w:cs="Times New Roman"/>
+        </w:rPr>
+        <w:t xml:space="preserve"> типа </w:t>
+      </w:r>
+      <w:r>
+        <w:rPr>
+          <w:rFonts w:ascii="Times New Roman" w:hAnsi="Times New Roman" w:cs="Times New Roman"/>
+          <w:lang w:val="en-US"/>
+        </w:rPr>
+        <w:t>short</w:t>
+      </w:r>
+      <w:r>
+        <w:rPr>
+          <w:rFonts w:ascii="Times New Roman" w:hAnsi="Times New Roman" w:cs="Times New Roman"/>
+        </w:rPr>
+        <w:t>, заполнил четными числами от 2 до 24 по убыванию</w:t>
+      </w:r>
+    </w:p>
+    <w:p>
+      <w:pPr>
+        <w:pStyle w:val="a7"/>
+        <w:rPr>
+          <w:rFonts w:ascii="Times New Roman" w:hAnsi="Times New Roman" w:cs="Times New Roman"/>
+        </w:rPr>
+      </w:pPr>
+      <w:r>
+        <w:rPr>
+          <w:rFonts w:ascii="Times New Roman" w:hAnsi="Times New Roman" w:cs="Times New Roman"/>
+        </w:rPr>
+        <w:drawing>
+          <wp:inline distT="0" distB="0" distL="0" distR="0" wp14:anchorId="56509F0E" wp14:editId="49869103">
+            <wp:extent cx="2403344" cy="847725"/>
+            <wp:effectExtent l="0" t="0" r="0" b="0"/>
+            <wp:docPr id="1246966728" name="Рисунок 1"/>
+            <wp:cNvGraphicFramePr>
+              <a:graphicFrameLocks xmlns:a="http://schemas.openxmlformats.org/drawingml/2006/main" noChangeAspect="1"/>
+            </wp:cNvGraphicFramePr>
+            <a:graphic xmlns:a="http://schemas.openxmlformats.org/drawingml/2006/main">
+              <a:graphicData uri="http://schemas.openxmlformats.org/drawingml/2006/picture">
+                <pic:pic xmlns:pic="http://schemas.openxmlformats.org/drawingml/2006/picture">
+                  <pic:nvPicPr>
+                    <pic:cNvPr id="1246966728" name=""/>
+                    <pic:cNvPicPr/>
+                  </pic:nvPicPr>
+                  <pic:blipFill>
+                    <a:blip r:embed="rId6"/>
+                    <a:stretch>
+                      <a:fillRect/>
+                    </a:stretch>
+                  </pic:blipFill>
+                  <pic:spPr>
+                    <a:xfrm>
+                      <a:off x="0" y="0"/>
+                      <a:ext cx="2478914" cy="874381"/>
+                    </a:xfrm>
+                    <a:prstGeom prst="rect">
+                      <a:avLst/>
+                    </a:prstGeom>
+                  </pic:spPr>
+                </pic:pic>
+              </a:graphicData>
+            </a:graphic>
+          </wp:inline>
+        </w:drawing>
+      </w:r>
+    </w:p>
+    <w:p>
+      <w:pPr>
+        <w:pStyle w:val="a7"/>
+        <w:numPr>
+          <w:ilvl w:val="0"/>
+          <w:numId w:val="2"/>
+        </w:numPr>
+        <w:rPr>
+          <w:rFonts w:ascii="Times New Roman" w:hAnsi="Times New Roman" w:cs="Times New Roman"/>
+        </w:rPr>
+      </w:pPr>
+      <w:r>
+        <w:rPr>
+          <w:rFonts w:ascii="Times New Roman" w:hAnsi="Times New Roman" w:cs="Times New Roman"/>
+        </w:rPr>
+        <w:t>С</w:t>
+      </w:r>
+      <w:r>
+        <w:rPr>
+          <w:rFonts w:ascii="Times New Roman" w:hAnsi="Times New Roman" w:cs="Times New Roman"/>
+        </w:rPr>
+        <w:t xml:space="preserve">оздал одномерный массив </w:t>
+      </w:r>
+      <w:r>
+        <w:rPr>
+          <w:rFonts w:ascii="Times New Roman" w:hAnsi="Times New Roman" w:cs="Times New Roman"/>
+          <w:lang w:val="en-US"/>
+        </w:rPr>
+        <w:t>x</w:t>
+      </w:r>
+      <w:r>
+        <w:rPr>
+          <w:rFonts w:ascii="Times New Roman" w:hAnsi="Times New Roman" w:cs="Times New Roman"/>
+        </w:rPr>
+        <w:t xml:space="preserve"> типа </w:t>
+      </w:r>
+      <w:r>
+        <w:rPr>
+          <w:rFonts w:ascii="Times New Roman" w:hAnsi="Times New Roman" w:cs="Times New Roman"/>
+          <w:lang w:val="en-US"/>
+        </w:rPr>
+        <w:t>float</w:t>
+      </w:r>
+      <w:r>
+        <w:rPr>
+          <w:rFonts w:ascii="Times New Roman" w:hAnsi="Times New Roman" w:cs="Times New Roman"/>
+        </w:rPr>
+        <w:t xml:space="preserve">, </w:t>
+      </w:r>
+      <w:r>
+        <w:rPr>
+          <w:rFonts w:ascii="Times New Roman" w:hAnsi="Times New Roman" w:cs="Times New Roman"/>
+        </w:rPr>
+        <w:t xml:space="preserve">который </w:t>
+      </w:r>
+      <w:r>
+        <w:rPr>
+          <w:rFonts w:ascii="Times New Roman" w:hAnsi="Times New Roman" w:cs="Times New Roman"/>
+        </w:rPr>
+        <w:t xml:space="preserve">заполнил рандомными числами от </w:t>
+      </w:r>
+      <w:r>
+        <w:rPr>
+          <w:rFonts w:ascii="Times New Roman" w:hAnsi="Times New Roman" w:cs="Times New Roman"/>
+        </w:rPr>
+        <w:t>-</w:t>
+      </w:r>
+      <w:r>
+        <w:rPr>
+          <w:rFonts w:ascii="Times New Roman" w:hAnsi="Times New Roman" w:cs="Times New Roman"/>
+        </w:rPr>
+        <w:t>8.0 до 7.0</w:t>
+      </w:r>
+    </w:p>
+    <w:p>
+      <w:pPr>
+        <w:ind w:firstLine="708"/>
+        <w:rPr>
+          <w:rFonts w:ascii="Times New Roman" w:hAnsi="Times New Roman" w:cs="Times New Roman"/>
+          <w:lang w:val="en-US"/>
+        </w:rPr>
+      </w:pPr>
+      <w:r>
+        <w:rPr>
+          <w:rFonts w:ascii="Times New Roman" w:hAnsi="Times New Roman" w:cs="Times New Roman"/>
+          <w:lang w:val="en-US"/>
+        </w:rPr>
+        <w:drawing>
+          <wp:inline distT="0" distB="0" distL="0" distR="0" wp14:anchorId="30E9E627" wp14:editId="0C53162F">
+            <wp:extent cx="2435577" cy="781050"/>
+            <wp:effectExtent l="0" t="0" r="3175" b="0"/>
+            <wp:docPr id="282715958" name="Рисунок 1"/>
+            <wp:cNvGraphicFramePr>
+              <a:graphicFrameLocks xmlns:a="http://schemas.openxmlformats.org/drawingml/2006/main" noChangeAspect="1"/>
+            </wp:cNvGraphicFramePr>
+            <a:graphic xmlns:a="http://schemas.openxmlformats.org/drawingml/2006/main">
+              <a:graphicData uri="http://schemas.openxmlformats.org/drawingml/2006/picture">
+                <pic:pic xmlns:pic="http://schemas.openxmlformats.org/drawingml/2006/picture">
+                  <pic:nvPicPr>
+                    <pic:cNvPr id="282715958" name=""/>
+                    <pic:cNvPicPr/>
+                  </pic:nvPicPr>
+                  <pic:blipFill>
+                    <a:blip r:embed="rId7"/>
+                    <a:stretch>
+                      <a:fillRect/>
+                    </a:stretch>
+                  </pic:blipFill>
+                  <pic:spPr>
+                    <a:xfrm>
+                      <a:off x="0" y="0"/>
+                      <a:ext cx="2472792" cy="792984"/>
+                    </a:xfrm>
+                    <a:prstGeom prst="rect">
+                      <a:avLst/>
+                    </a:prstGeom>
+                  </pic:spPr>
+                </pic:pic>
+              </a:graphicData>
+            </a:graphic>
+          </wp:inline>
+        </w:drawing>
+      </w:r>
+    </w:p>
+    <w:p>
+      <w:pPr>
+        <w:pStyle w:val="a7"/>
+        <w:numPr>
+          <w:ilvl w:val="0"/>
+          <w:numId w:val="2"/>
+        </w:numPr>
+        <w:rPr>
+          <w:rFonts w:ascii="Times New Roman" w:hAnsi="Times New Roman" w:cs="Times New Roman"/>
+        </w:rPr>
+      </w:pPr>
+      <w:r>
+        <w:rPr>
+          <w:rFonts w:ascii="Times New Roman" w:hAnsi="Times New Roman" w:cs="Times New Roman"/>
+        </w:rPr>
+        <w:t>С</w:t>
+      </w:r>
+      <w:r>
+        <w:rPr>
+          <w:rFonts w:ascii="Times New Roman" w:hAnsi="Times New Roman" w:cs="Times New Roman"/>
+        </w:rPr>
+        <w:t xml:space="preserve">оздал двухмерный массив </w:t>
+      </w:r>
+      <w:r>
+        <w:rPr>
+          <w:rFonts w:ascii="Times New Roman" w:hAnsi="Times New Roman" w:cs="Times New Roman"/>
+          <w:lang w:val="en-US"/>
+        </w:rPr>
+        <w:t>k</w:t>
+      </w:r>
+      <w:r>
+        <w:rPr>
+          <w:rFonts w:ascii="Times New Roman" w:hAnsi="Times New Roman" w:cs="Times New Roman"/>
+        </w:rPr>
+        <w:t xml:space="preserve"> типа </w:t>
+      </w:r>
+      <w:r>
+        <w:rPr>
+          <w:rFonts w:ascii="Times New Roman" w:hAnsi="Times New Roman" w:cs="Times New Roman"/>
+          <w:lang w:val="en-US"/>
+        </w:rPr>
+        <w:t>float</w:t>
+      </w:r>
+      <w:r>
+        <w:rPr>
+          <w:rFonts w:ascii="Times New Roman" w:hAnsi="Times New Roman" w:cs="Times New Roman"/>
+        </w:rPr>
+        <w:t xml:space="preserve"> 12 на 15</w:t>
+      </w:r>
+      <w:r>
+        <w:rPr>
+          <w:rFonts w:ascii="Times New Roman" w:hAnsi="Times New Roman" w:cs="Times New Roman"/>
+        </w:rPr>
+        <w:t xml:space="preserve">, </w:t>
+      </w:r>
+      <w:r>
+        <w:rPr>
+          <w:rFonts w:ascii="Times New Roman" w:hAnsi="Times New Roman" w:cs="Times New Roman"/>
+        </w:rPr>
+        <w:t xml:space="preserve">далее пробежался по массиву и заполнил с помощью функции </w:t>
+      </w:r>
+      <w:proofErr w:type="spellStart"/>
+      <w:r>
+        <w:rPr>
+          <w:rFonts w:ascii="Times New Roman" w:hAnsi="Times New Roman" w:cs="Times New Roman"/>
+          <w:lang w:val="en-US"/>
+        </w:rPr>
+        <w:t>getNumber</w:t>
+      </w:r>
+      <w:proofErr w:type="spellEnd"/>
+      <w:r>
+        <w:rPr>
+          <w:rFonts w:ascii="Times New Roman" w:hAnsi="Times New Roman" w:cs="Times New Roman"/>
+        </w:rPr>
+        <w:t>(</w:t>
+      </w:r>
+      <w:r>
+        <w:rPr>
+          <w:rFonts w:ascii="Times New Roman" w:hAnsi="Times New Roman" w:cs="Times New Roman"/>
+          <w:lang w:val="en-US"/>
+        </w:rPr>
+        <w:t>short</w:t>
+      </w:r>
+      <w:r>
+        <w:rPr>
+          <w:rFonts w:ascii="Times New Roman" w:hAnsi="Times New Roman" w:cs="Times New Roman"/>
+        </w:rPr>
+        <w:t xml:space="preserve"> </w:t>
+      </w:r>
+      <w:r>
+        <w:rPr>
+          <w:rFonts w:ascii="Times New Roman" w:hAnsi="Times New Roman" w:cs="Times New Roman"/>
+          <w:lang w:val="en-US"/>
+        </w:rPr>
+        <w:t>e</w:t>
+      </w:r>
+      <w:r>
+        <w:rPr>
+          <w:rFonts w:ascii="Times New Roman" w:hAnsi="Times New Roman" w:cs="Times New Roman"/>
+        </w:rPr>
+        <w:t xml:space="preserve">, </w:t>
+      </w:r>
+      <w:r>
+        <w:rPr>
+          <w:rFonts w:ascii="Times New Roman" w:hAnsi="Times New Roman" w:cs="Times New Roman"/>
+          <w:lang w:val="en-US"/>
+        </w:rPr>
+        <w:t>float</w:t>
+      </w:r>
+      <w:r>
+        <w:rPr>
+          <w:rFonts w:ascii="Times New Roman" w:hAnsi="Times New Roman" w:cs="Times New Roman"/>
+        </w:rPr>
+        <w:t xml:space="preserve"> </w:t>
+      </w:r>
+      <w:r>
+        <w:rPr>
+          <w:rFonts w:ascii="Times New Roman" w:hAnsi="Times New Roman" w:cs="Times New Roman"/>
+          <w:lang w:val="en-US"/>
+        </w:rPr>
+        <w:t>x</w:t>
+      </w:r>
+      <w:r>
+        <w:rPr>
+          <w:rFonts w:ascii="Times New Roman" w:hAnsi="Times New Roman" w:cs="Times New Roman"/>
+        </w:rPr>
+        <w:t xml:space="preserve">) </w:t>
+      </w:r>
+      <w:r>
+        <w:rPr>
+          <w:rFonts w:ascii="Times New Roman" w:hAnsi="Times New Roman" w:cs="Times New Roman"/>
+          <w:lang w:val="en-US"/>
+        </w:rPr>
+        <w:t>float</w:t>
+      </w:r>
+      <w:r>
+        <w:rPr>
+          <w:rFonts w:ascii="Times New Roman" w:hAnsi="Times New Roman" w:cs="Times New Roman"/>
+        </w:rPr>
+        <w:t xml:space="preserve"> </w:t>
+      </w:r>
+      <w:r>
+        <w:rPr>
+          <w:rFonts w:ascii="Times New Roman" w:hAnsi="Times New Roman" w:cs="Times New Roman"/>
+        </w:rPr>
+        <w:t xml:space="preserve">через формулу </w:t>
+      </w:r>
+    </w:p>
+    <w:p>
+      <w:pPr>
+        <w:jc w:val="center"/>
+        <w:rPr>
+          <w:rFonts w:ascii="Times New Roman" w:hAnsi="Times New Roman" w:cs="Times New Roman"/>
+          <w:lang w:val="en-US"/>
+        </w:rPr>
+      </w:pPr>
+      <w:r>
+        <w:rPr>
+          <w:rFonts w:ascii="Times New Roman" w:hAnsi="Times New Roman" w:cs="Times New Roman"/>
+          <w:noProof/>
+        </w:rPr>
+        <w:drawing>
+          <wp:inline distT="0" distB="0" distL="0" distR="0" wp14:anchorId="18AED567" wp14:editId="4FAD6689">
+            <wp:extent cx="4638675" cy="1128554"/>
+            <wp:effectExtent l="0" t="0" r="0" b="0"/>
+            <wp:docPr id="1467013674" name="Рисунок 1"/>
+            <wp:cNvGraphicFramePr>
+              <a:graphicFrameLocks xmlns:a="http://schemas.openxmlformats.org/drawingml/2006/main" noChangeAspect="1"/>
+            </wp:cNvGraphicFramePr>
+            <a:graphic xmlns:a="http://schemas.openxmlformats.org/drawingml/2006/main">
+              <a:graphicData uri="http://schemas.openxmlformats.org/drawingml/2006/picture">
+                <pic:pic xmlns:pic="http://schemas.openxmlformats.org/drawingml/2006/picture">
+                  <pic:nvPicPr>
+                    <pic:cNvPr id="1467013674" name=""/>
+                    <pic:cNvPicPr/>
+                  </pic:nvPicPr>
+                  <pic:blipFill>
+                    <a:blip r:embed="rId8"/>
+                    <a:stretch>
+                      <a:fillRect/>
+                    </a:stretch>
+                  </pic:blipFill>
+                  <pic:spPr>
+                    <a:xfrm>
+                      <a:off x="0" y="0"/>
+                      <a:ext cx="4662872" cy="1134441"/>
+                    </a:xfrm>
+                    <a:prstGeom prst="rect">
+                      <a:avLst/>
+                    </a:prstGeom>
+                  </pic:spPr>
+                </pic:pic>
+              </a:graphicData>
+            </a:graphic>
+          </wp:inline>
+        </w:drawing>
+      </w:r>
+    </w:p>
+    <w:p>
+      <w:pPr>
+        <w:pStyle w:val="a7"/>
+        <w:numPr>
+          <w:ilvl w:val="0"/>
+          <w:numId w:val="2"/>
+        </w:numPr>
+        <w:rPr>
+          <w:rFonts w:ascii="Times New Roman" w:hAnsi="Times New Roman" w:cs="Times New Roman"/>
+        </w:rPr>
+      </w:pPr>
+      <w:r>
+        <w:rPr>
+          <w:rFonts w:ascii="Times New Roman" w:hAnsi="Times New Roman" w:cs="Times New Roman"/>
+        </w:rPr>
+        <w:lastRenderedPageBreak/>
+        <w:t xml:space="preserve">После заполнения массива значениями, вывел в терминал таблицу, где напечатал каждое число с помощью форматирования строки </w:t>
+      </w:r>
+      <w:r>
+        <w:rPr>
+          <w:rFonts w:ascii="Times New Roman" w:hAnsi="Times New Roman" w:cs="Times New Roman"/>
+        </w:rPr>
+        <w:t>“&amp;.4</w:t>
+      </w:r>
+      <w:r>
+        <w:rPr>
+          <w:rFonts w:ascii="Times New Roman" w:hAnsi="Times New Roman" w:cs="Times New Roman"/>
+          <w:lang w:val="en-US"/>
+        </w:rPr>
+        <w:t>f</w:t>
+      </w:r>
+      <w:r>
+        <w:rPr>
+          <w:rFonts w:ascii="Times New Roman" w:hAnsi="Times New Roman" w:cs="Times New Roman"/>
+        </w:rPr>
+        <w:t>”</w:t>
+      </w:r>
+    </w:p>
+    <w:p>
+      <w:pPr>
+        <w:rPr>
+          <w:rFonts w:ascii="Times New Roman" w:hAnsi="Times New Roman" w:cs="Times New Roman"/>
         </w:rPr>
       </w:pPr>
     </w:p>
@@ -435,41 +980,13 @@
           <w:rFonts w:ascii="Times New Roman" w:hAnsi="Times New Roman" w:cs="Times New Roman"/>
         </w:rPr>
       </w:pPr>
-      <w:hyperlink r:id="rId5" w:history="1">
+      <w:hyperlink r:id="rId9" w:history="1">
         <w:r>
           <w:rPr>
             <w:rStyle w:val="ac"/>
             <w:rFonts w:ascii="Times New Roman" w:hAnsi="Times New Roman" w:cs="Times New Roman"/>
           </w:rPr>
-          <w:t>https://github.com/124476/itmo-programming/blob</w:t>
-        </w:r>
-        <w:r>
-          <w:rPr>
-            <w:rStyle w:val="ac"/>
-            <w:rFonts w:ascii="Times New Roman" w:hAnsi="Times New Roman" w:cs="Times New Roman"/>
-          </w:rPr>
-          <w:t>/</w:t>
-        </w:r>
-        <w:r>
-          <w:rPr>
-            <w:rStyle w:val="ac"/>
-            <w:rFonts w:ascii="Times New Roman" w:hAnsi="Times New Roman" w:cs="Times New Roman"/>
-          </w:rPr>
-          <w:t>maste</w:t>
-        </w:r>
-        <w:r>
-          <w:rPr>
-            <w:rStyle w:val="ac"/>
-            <w:rFonts w:ascii="Times New Roman" w:hAnsi="Times New Roman" w:cs="Times New Roman"/>
-          </w:rPr>
-          <w:t>r</w:t>
-        </w:r>
-        <w:r>
-          <w:rPr>
-            <w:rStyle w:val="ac"/>
-            <w:rFonts w:ascii="Times New Roman" w:hAnsi="Times New Roman" w:cs="Times New Roman"/>
-          </w:rPr>
-          <w:t>/lab1/src/Main.java</w:t>
+          <w:t>https://github.com/124476/itmo-programming/blob/master/lab1/src/Main.java</w:t>
         </w:r>
       </w:hyperlink>
     </w:p>
@@ -503,6 +1020,7 @@
       <w:r>
         <w:rPr>
           <w:rFonts w:ascii="Times New Roman" w:hAnsi="Times New Roman" w:cs="Times New Roman"/>
+          <w:noProof/>
         </w:rPr>
         <w:drawing>
           <wp:inline distT="0" distB="0" distL="0" distR="0" wp14:anchorId="7A47A130" wp14:editId="181A78A2">
@@ -520,7 +1038,7 @@
                     <pic:cNvPicPr/>
                   </pic:nvPicPr>
                   <pic:blipFill>
-                    <a:blip r:embed="rId6"/>
+                    <a:blip r:embed="rId10"/>
                     <a:stretch>
                       <a:fillRect/>
                     </a:stretch>
@@ -564,70 +1082,86 @@
     </w:p>
     <w:p>
       <w:pPr>
-        <w:ind w:firstLine="708"/>
-        <w:rPr>
-          <w:rFonts w:ascii="Times New Roman" w:hAnsi="Times New Roman" w:cs="Times New Roman"/>
-        </w:rPr>
-      </w:pPr>
-      <w:r>
-        <w:rPr>
-          <w:rFonts w:ascii="Times New Roman" w:hAnsi="Times New Roman" w:cs="Times New Roman"/>
-        </w:rPr>
-        <w:t xml:space="preserve">В ходе лабораторной работы </w:t>
-      </w:r>
-      <w:r>
-        <w:rPr>
-          <w:rFonts w:ascii="Times New Roman" w:hAnsi="Times New Roman" w:cs="Times New Roman"/>
-        </w:rPr>
-        <w:t>я освоил</w:t>
-      </w:r>
-      <w:r>
-        <w:rPr>
-          <w:rFonts w:ascii="Times New Roman" w:hAnsi="Times New Roman" w:cs="Times New Roman"/>
-        </w:rPr>
-        <w:t xml:space="preserve"> понимание синтаксиса Java</w:t>
-      </w:r>
-      <w:r>
-        <w:rPr>
-          <w:rFonts w:ascii="Times New Roman" w:hAnsi="Times New Roman" w:cs="Times New Roman"/>
-        </w:rPr>
-        <w:t xml:space="preserve">. Научился </w:t>
-      </w:r>
-      <w:r>
-        <w:rPr>
-          <w:rFonts w:ascii="Times New Roman" w:hAnsi="Times New Roman" w:cs="Times New Roman"/>
-        </w:rPr>
-        <w:t>инициализировать</w:t>
-      </w:r>
-      <w:r>
-        <w:rPr>
-          <w:rFonts w:ascii="Times New Roman" w:hAnsi="Times New Roman" w:cs="Times New Roman"/>
-        </w:rPr>
-        <w:t xml:space="preserve"> </w:t>
-      </w:r>
-      <w:r>
-        <w:rPr>
-          <w:rFonts w:ascii="Times New Roman" w:hAnsi="Times New Roman" w:cs="Times New Roman"/>
-        </w:rPr>
-        <w:t xml:space="preserve">переменные и присваивать им значения. Также научился </w:t>
-      </w:r>
-      <w:r>
-        <w:rPr>
-          <w:rFonts w:ascii="Times New Roman" w:hAnsi="Times New Roman" w:cs="Times New Roman"/>
-        </w:rPr>
-        <w:t>инициализировать</w:t>
-      </w:r>
-      <w:r>
-        <w:rPr>
-          <w:rFonts w:ascii="Times New Roman" w:hAnsi="Times New Roman" w:cs="Times New Roman"/>
-        </w:rPr>
-        <w:t xml:space="preserve"> </w:t>
-      </w:r>
-      <w:r>
-        <w:rPr>
-          <w:rFonts w:ascii="Times New Roman" w:hAnsi="Times New Roman" w:cs="Times New Roman"/>
-        </w:rPr>
-        <w:t xml:space="preserve">одномерные, двумерные массивы, обращаться к их элементам. Научился применять инструкции ветвления </w:t>
+        <w:pStyle w:val="a7"/>
+        <w:numPr>
+          <w:ilvl w:val="0"/>
+          <w:numId w:val="1"/>
+        </w:numPr>
+        <w:rPr>
+          <w:rFonts w:ascii="Times New Roman" w:hAnsi="Times New Roman" w:cs="Times New Roman"/>
+        </w:rPr>
+      </w:pPr>
+      <w:r>
+        <w:rPr>
+          <w:rFonts w:ascii="Times New Roman" w:hAnsi="Times New Roman" w:cs="Times New Roman"/>
+        </w:rPr>
+        <w:t xml:space="preserve">В ходе лабораторной работы я освоил понимание синтаксиса Java. </w:t>
+      </w:r>
+    </w:p>
+    <w:p>
+      <w:pPr>
+        <w:pStyle w:val="a7"/>
+        <w:numPr>
+          <w:ilvl w:val="0"/>
+          <w:numId w:val="1"/>
+        </w:numPr>
+        <w:rPr>
+          <w:rFonts w:ascii="Times New Roman" w:hAnsi="Times New Roman" w:cs="Times New Roman"/>
+        </w:rPr>
+      </w:pPr>
+      <w:r>
+        <w:rPr>
+          <w:rFonts w:ascii="Times New Roman" w:hAnsi="Times New Roman" w:cs="Times New Roman"/>
+        </w:rPr>
+        <w:t xml:space="preserve">Научился инициализировать </w:t>
+      </w:r>
+      <w:r>
+        <w:rPr>
+          <w:rFonts w:ascii="Times New Roman" w:hAnsi="Times New Roman" w:cs="Times New Roman"/>
+        </w:rPr>
+        <w:t xml:space="preserve">переменные и присваивать им значения. </w:t>
+      </w:r>
+    </w:p>
+    <w:p>
+      <w:pPr>
+        <w:pStyle w:val="a7"/>
+        <w:numPr>
+          <w:ilvl w:val="0"/>
+          <w:numId w:val="1"/>
+        </w:numPr>
+        <w:rPr>
+          <w:rFonts w:ascii="Times New Roman" w:hAnsi="Times New Roman" w:cs="Times New Roman"/>
+        </w:rPr>
+      </w:pPr>
+      <w:r>
+        <w:rPr>
+          <w:rFonts w:ascii="Times New Roman" w:hAnsi="Times New Roman" w:cs="Times New Roman"/>
+        </w:rPr>
+        <w:t>Н</w:t>
+      </w:r>
+      <w:r>
+        <w:rPr>
+          <w:rFonts w:ascii="Times New Roman" w:hAnsi="Times New Roman" w:cs="Times New Roman"/>
+        </w:rPr>
+        <w:t xml:space="preserve">аучился инициализировать одномерные, двумерные массивы, обращаться к их элементам. </w:t>
+      </w:r>
+    </w:p>
+    <w:p>
+      <w:pPr>
+        <w:pStyle w:val="a7"/>
+        <w:numPr>
+          <w:ilvl w:val="0"/>
+          <w:numId w:val="1"/>
+        </w:numPr>
+        <w:rPr>
+          <w:rFonts w:ascii="Times New Roman" w:hAnsi="Times New Roman" w:cs="Times New Roman"/>
+        </w:rPr>
+      </w:pPr>
+      <w:r>
+        <w:rPr>
+          <w:rFonts w:ascii="Times New Roman" w:hAnsi="Times New Roman" w:cs="Times New Roman"/>
+        </w:rPr>
+        <w:t xml:space="preserve">Научился применять инструкции ветвления </w:t>
       </w:r>
       <w:r>
         <w:rPr>
@@ -640,13 +1174,7 @@
         <w:rPr>
           <w:rFonts w:ascii="Times New Roman" w:hAnsi="Times New Roman" w:cs="Times New Roman"/>
         </w:rPr>
-        <w:t xml:space="preserve"> и цикл</w:t>
-      </w:r>
-      <w:r>
-        <w:rPr>
-          <w:rFonts w:ascii="Times New Roman" w:hAnsi="Times New Roman" w:cs="Times New Roman"/>
-        </w:rPr>
-        <w:t xml:space="preserve"> </w:t>
+        <w:t xml:space="preserve"> и цикл </w:t>
       </w:r>
       <w:r>
         <w:rPr>
@@ -661,6 +1189,18 @@
         </w:rPr>
         <w:t xml:space="preserve">. </w:t>
       </w:r>
+    </w:p>
+    <w:p>
+      <w:pPr>
+        <w:pStyle w:val="a7"/>
+        <w:numPr>
+          <w:ilvl w:val="0"/>
+          <w:numId w:val="1"/>
+        </w:numPr>
+        <w:rPr>
+          <w:rFonts w:ascii="Times New Roman" w:hAnsi="Times New Roman" w:cs="Times New Roman"/>
+        </w:rPr>
+      </w:pPr>
       <w:r>
         <w:rPr>
           <w:rFonts w:ascii="Times New Roman" w:hAnsi="Times New Roman" w:cs="Times New Roman"/>
@@ -680,7 +1220,6 @@
         </w:rPr>
         <w:t xml:space="preserve">, математические функции библиотеки </w:t>
       </w:r>
-      <w:proofErr w:type="gramStart"/>
       <w:r>
         <w:rPr>
           <w:rFonts w:ascii="Times New Roman" w:hAnsi="Times New Roman" w:cs="Times New Roman"/>
@@ -701,7 +1240,6 @@
         </w:rPr>
         <w:t>lang</w:t>
       </w:r>
-      <w:proofErr w:type="gramEnd"/>
       <w:r>
         <w:rPr>
           <w:rFonts w:ascii="Times New Roman" w:hAnsi="Times New Roman" w:cs="Times New Roman"/>
@@ -715,12 +1253,18 @@
         </w:rPr>
         <w:t>Math</w:t>
       </w:r>
-      <w:r>
-        <w:rPr>
-          <w:rFonts w:ascii="Times New Roman" w:hAnsi="Times New Roman" w:cs="Times New Roman"/>
-        </w:rPr>
-        <w:t xml:space="preserve">. </w:t>
-      </w:r>
+    </w:p>
+    <w:p>
+      <w:pPr>
+        <w:pStyle w:val="a7"/>
+        <w:numPr>
+          <w:ilvl w:val="0"/>
+          <w:numId w:val="1"/>
+        </w:numPr>
+        <w:rPr>
+          <w:rFonts w:ascii="Times New Roman" w:hAnsi="Times New Roman" w:cs="Times New Roman"/>
+        </w:rPr>
+      </w:pPr>
       <w:r>
         <w:rPr>
           <w:rFonts w:ascii="Times New Roman" w:hAnsi="Times New Roman" w:cs="Times New Roman"/>
@@ -736,6 +1280,195 @@
     </w:sectPr>
   </w:body>
 </w:document>
+</file>
+
+<file path=word/numbering.xml><?xml version="1.0" encoding="utf-8"?>
+<w:numbering xmlns:wpc="http://schemas.microsoft.com/office/word/2010/wordprocessingCanvas" xmlns:cx="http://schemas.microsoft.com/office/drawing/2014/chartex" xmlns:cx1="http://schemas.microsoft.com/office/drawing/2015/9/8/chartex" xmlns:cx2="http://schemas.microsoft.com/office/drawing/2015/10/21/chartex" xmlns:cx3="http://schemas.microsoft.com/office/drawing/2016/5/9/chartex" xmlns:cx4="http://schemas.microsoft.com/office/drawing/2016/5/10/chartex" xmlns:cx5="http://schemas.microsoft.com/office/drawing/2016/5/11/chartex" xmlns:cx6="http://schemas.microsoft.com/office/drawing/2016/5/12/chartex" xmlns:cx7="http://schemas.microsoft.com/office/drawing/2016/5/13/chartex" xmlns:cx8="http://schemas.microsoft.com/office/drawing/2016/5/14/chartex" xmlns:mc="http://schemas.openxmlformats.org/markup-compatibility/2006" xmlns:aink="http://schemas.microsoft.com/office/drawing/2016/ink" xmlns:am3d="http://schemas.microsoft.com/office/drawing/2017/model3d" xmlns:o="urn:schemas-microsoft-com:office:office" xmlns:oel="http://schemas.microsoft.com/office/2019/extlst" xmlns:r="http://schemas.openxmlformats.org/officeDocument/2006/relationships" xmlns:m="http://schemas.openxmlformats.org/officeDocument/2006/math" xmlns:v="urn:schemas-microsoft-com:vml" xmlns:wp14="http://schemas.microsoft.com/office/word/2010/wordprocessingDrawing" xmlns:wp="http://schemas.openxmlformats.org/drawingml/2006/wordprocessingDrawing" xmlns:w10="urn:schemas-microsoft-com:office:word" xmlns:w="http://schemas.openxmlformats.org/wordprocessingml/2006/main" xmlns:w14="http://schemas.microsoft.com/office/word/2010/wordml" xmlns:w15="http://schemas.microsoft.com/office/word/2012/wordml" xmlns:w16cex="http://schemas.microsoft.com/office/word/2018/wordml/cex" xmlns:w16cid="http://schemas.microsoft.com/office/word/2016/wordml/cid" xmlns:w16="http://schemas.microsoft.com/office/word/2018/wordml" xmlns:w16du="http://schemas.microsoft.com/office/word/2023/wordml/word16du" xmlns:w16sdtdh="http://schemas.microsoft.com/office/word/2020/wordml/sdtdatahash" xmlns:w16sdtfl="http://schemas.microsoft.com/office/word/2024/wordml/sdtformatlock" xmlns:w16se="http://schemas.microsoft.com/office/word/2015/wordml/symex" xmlns:wpg="http://schemas.microsoft.com/office/word/2010/wordprocessingGroup" xmlns:wpi="http://schemas.microsoft.com/office/word/2010/wordprocessingInk" xmlns:wne="http://schemas.microsoft.com/office/word/2006/wordml" xmlns:wps="http://schemas.microsoft.com/office/word/2010/wordprocessingShape" mc:Ignorable="w14 w15 w16se w16cid w16 w16cex w16sdtdh w16sdtfl w16du wp14">
+  <w:abstractNum w:abstractNumId="0" w15:restartNumberingAfterBreak="0">
+    <w:nsid w:val="26F11E82"/>
+    <w:multiLevelType w:val="hybridMultilevel"/>
+    <w:tmpl w:val="21F4FA1E"/>
+    <w:lvl w:ilvl="0" w:tplc="79F06B12">
+      <w:start w:val="1"/>
+      <w:numFmt w:val="decimal"/>
+      <w:lvlText w:val="%1."/>
+      <w:lvlJc w:val="left"/>
+      <w:pPr>
+        <w:ind w:left="1068" w:hanging="360"/>
+      </w:pPr>
+      <w:rPr>
+        <w:rFonts w:hint="default"/>
+      </w:rPr>
+    </w:lvl>
+    <w:lvl w:ilvl="1" w:tplc="04190019" w:tentative="1">
+      <w:start w:val="1"/>
+      <w:numFmt w:val="lowerLetter"/>
+      <w:lvlText w:val="%2."/>
+      <w:lvlJc w:val="left"/>
+      <w:pPr>
+        <w:ind w:left="1788" w:hanging="360"/>
+      </w:pPr>
+    </w:lvl>
+    <w:lvl w:ilvl="2" w:tplc="0419001B" w:tentative="1">
+      <w:start w:val="1"/>
+      <w:numFmt w:val="lowerRoman"/>
+      <w:lvlText w:val="%3."/>
+      <w:lvlJc w:val="right"/>
+      <w:pPr>
+        <w:ind w:left="2508" w:hanging="180"/>
+      </w:pPr>
+    </w:lvl>
+    <w:lvl w:ilvl="3" w:tplc="0419000F" w:tentative="1">
+      <w:start w:val="1"/>
+      <w:numFmt w:val="decimal"/>
+      <w:lvlText w:val="%4."/>
+      <w:lvlJc w:val="left"/>
+      <w:pPr>
+        <w:ind w:left="3228" w:hanging="360"/>
+      </w:pPr>
+    </w:lvl>
+    <w:lvl w:ilvl="4" w:tplc="04190019" w:tentative="1">
+      <w:start w:val="1"/>
+      <w:numFmt w:val="lowerLetter"/>
+      <w:lvlText w:val="%5."/>
+      <w:lvlJc w:val="left"/>
+      <w:pPr>
+        <w:ind w:left="3948" w:hanging="360"/>
+      </w:pPr>
+    </w:lvl>
+    <w:lvl w:ilvl="5" w:tplc="0419001B" w:tentative="1">
+      <w:start w:val="1"/>
+      <w:numFmt w:val="lowerRoman"/>
+      <w:lvlText w:val="%6."/>
+      <w:lvlJc w:val="right"/>
+      <w:pPr>
+        <w:ind w:left="4668" w:hanging="180"/>
+      </w:pPr>
+    </w:lvl>
+    <w:lvl w:ilvl="6" w:tplc="0419000F" w:tentative="1">
+      <w:start w:val="1"/>
+      <w:numFmt w:val="decimal"/>
+      <w:lvlText w:val="%7."/>
+      <w:lvlJc w:val="left"/>
+      <w:pPr>
+        <w:ind w:left="5388" w:hanging="360"/>
+      </w:pPr>
+    </w:lvl>
+    <w:lvl w:ilvl="7" w:tplc="04190019" w:tentative="1">
+      <w:start w:val="1"/>
+      <w:numFmt w:val="lowerLetter"/>
+      <w:lvlText w:val="%8."/>
+      <w:lvlJc w:val="left"/>
+      <w:pPr>
+        <w:ind w:left="6108" w:hanging="360"/>
+      </w:pPr>
+    </w:lvl>
+    <w:lvl w:ilvl="8" w:tplc="0419001B" w:tentative="1">
+      <w:start w:val="1"/>
+      <w:numFmt w:val="lowerRoman"/>
+      <w:lvlText w:val="%9."/>
+      <w:lvlJc w:val="right"/>
+      <w:pPr>
+        <w:ind w:left="6828" w:hanging="180"/>
+      </w:pPr>
+    </w:lvl>
+  </w:abstractNum>
+  <w:abstractNum w:abstractNumId="1" w15:restartNumberingAfterBreak="0">
+    <w:nsid w:val="63DA7832"/>
+    <w:multiLevelType w:val="hybridMultilevel"/>
+    <w:tmpl w:val="A9ACD52C"/>
+    <w:lvl w:ilvl="0" w:tplc="0419000F">
+      <w:start w:val="1"/>
+      <w:numFmt w:val="decimal"/>
+      <w:lvlText w:val="%1."/>
+      <w:lvlJc w:val="left"/>
+      <w:pPr>
+        <w:ind w:left="720" w:hanging="360"/>
+      </w:pPr>
+      <w:rPr>
+        <w:rFonts w:hint="default"/>
+      </w:rPr>
+    </w:lvl>
+    <w:lvl w:ilvl="1" w:tplc="04190019" w:tentative="1">
+      <w:start w:val="1"/>
+      <w:numFmt w:val="lowerLetter"/>
+      <w:lvlText w:val="%2."/>
+      <w:lvlJc w:val="left"/>
+      <w:pPr>
+        <w:ind w:left="1440" w:hanging="360"/>
+      </w:pPr>
+    </w:lvl>
+    <w:lvl w:ilvl="2" w:tplc="0419001B" w:tentative="1">
+      <w:start w:val="1"/>
+      <w:numFmt w:val="lowerRoman"/>
+      <w:lvlText w:val="%3."/>
+      <w:lvlJc w:val="right"/>
+      <w:pPr>
+        <w:ind w:left="2160" w:hanging="180"/>
+      </w:pPr>
+    </w:lvl>
+    <w:lvl w:ilvl="3" w:tplc="0419000F" w:tentative="1">
+      <w:start w:val="1"/>
+      <w:numFmt w:val="decimal"/>
+      <w:lvlText w:val="%4."/>
+      <w:lvlJc w:val="left"/>
+      <w:pPr>
+        <w:ind w:left="2880" w:hanging="360"/>
+      </w:pPr>
+    </w:lvl>
+    <w:lvl w:ilvl="4" w:tplc="04190019" w:tentative="1">
+      <w:start w:val="1"/>
+      <w:numFmt w:val="lowerLetter"/>
+      <w:lvlText w:val="%5."/>
+      <w:lvlJc w:val="left"/>
+      <w:pPr>
+        <w:ind w:left="3600" w:hanging="360"/>
+      </w:pPr>
+    </w:lvl>
+    <w:lvl w:ilvl="5" w:tplc="0419001B" w:tentative="1">
+      <w:start w:val="1"/>
+      <w:numFmt w:val="lowerRoman"/>
+      <w:lvlText w:val="%6."/>
+      <w:lvlJc w:val="right"/>
+      <w:pPr>
+        <w:ind w:left="4320" w:hanging="180"/>
+      </w:pPr>
+    </w:lvl>
+    <w:lvl w:ilvl="6" w:tplc="0419000F" w:tentative="1">
+      <w:start w:val="1"/>
+      <w:numFmt w:val="decimal"/>
+      <w:lvlText w:val="%7."/>
+      <w:lvlJc w:val="left"/>
+      <w:pPr>
+        <w:ind w:left="5040" w:hanging="360"/>
+      </w:pPr>
+    </w:lvl>
+    <w:lvl w:ilvl="7" w:tplc="04190019" w:tentative="1">
+      <w:start w:val="1"/>
+      <w:numFmt w:val="lowerLetter"/>
+      <w:lvlText w:val="%8."/>
+      <w:lvlJc w:val="left"/>
+      <w:pPr>
+        <w:ind w:left="5760" w:hanging="360"/>
+      </w:pPr>
+    </w:lvl>
+    <w:lvl w:ilvl="8" w:tplc="0419001B" w:tentative="1">
+      <w:start w:val="1"/>
+      <w:numFmt w:val="lowerRoman"/>
+      <w:lvlText w:val="%9."/>
+      <w:lvlJc w:val="right"/>
+      <w:pPr>
+        <w:ind w:left="6480" w:hanging="180"/>
+      </w:pPr>
+    </w:lvl>
+  </w:abstractNum>
+  <w:num w:numId="1" w16cid:durableId="341056044">
+    <w:abstractNumId w:val="0"/>
+  </w:num>
+  <w:num w:numId="2" w16cid:durableId="452553023">
+    <w:abstractNumId w:val="1"/>
+  </w:num>
+</w:numbering>
 </file>
 
 <file path=word/styles.xml><?xml version="1.0" encoding="utf-8"?>
@@ -1138,6 +1871,7 @@
   <w:style w:type="paragraph" w:default="1" w:styleId="a">
     <w:name w:val="Normal"/>
     <w:qFormat/>
+    <w:rsid w:val="003D5AF1"/>
   </w:style>
   <w:style w:type="paragraph" w:styleId="1">
     <w:name w:val="heading 1"/>
@@ -1687,6 +2421,36 @@
     <w:rPr>
       <w:color w:val="96607D" w:themeColor="followedHyperlink"/>
       <w:u w:val="single"/>
+    </w:rPr>
+  </w:style>
+  <w:style w:type="paragraph" w:styleId="HTML">
+    <w:name w:val="HTML Preformatted"/>
+    <w:basedOn w:val="a"/>
+    <w:link w:val="HTML0"/>
+    <w:uiPriority w:val="99"/>
+    <w:semiHidden/>
+    <w:unhideWhenUsed/>
+    <w:rsid w:val="003D5AF1"/>
+    <w:pPr>
+      <w:spacing w:after="0" w:line="240" w:lineRule="auto"/>
+    </w:pPr>
+    <w:rPr>
+      <w:rFonts w:ascii="Consolas" w:hAnsi="Consolas"/>
+      <w:sz w:val="20"/>
+      <w:szCs w:val="20"/>
+    </w:rPr>
+  </w:style>
+  <w:style w:type="character" w:customStyle="1" w:styleId="HTML0">
+    <w:name w:val="Стандартный HTML Знак"/>
+    <w:basedOn w:val="a0"/>
+    <w:link w:val="HTML"/>
+    <w:uiPriority w:val="99"/>
+    <w:semiHidden/>
+    <w:rsid w:val="003D5AF1"/>
+    <w:rPr>
+      <w:rFonts w:ascii="Consolas" w:hAnsi="Consolas"/>
+      <w:sz w:val="20"/>
+      <w:szCs w:val="20"/>
     </w:rPr>
   </w:style>
 </w:styles>
